--- a/templates/form4.docx
+++ b/templates/form4.docx
@@ -269,15 +269,14 @@
           <w:sz w:val="28"/>
           <w:cs/>
         </w:rPr>
-        <w:t>[</w:t>
-      </w:r>
-      <w:r>
-        <w:rPr>
-          <w:rFonts w:asciiTheme="minorBidi" w:hAnsiTheme="minorBidi" w:hint="cs"/>
-          <w:sz w:val="28"/>
-          <w:cs/>
-        </w:rPr>
-        <w:t>ระบุชื่อคู่สัญญา</w:t>
+        <w:t>Vendor</w:t>
+      </w:r>
+      <w:r>
+        <w:rPr>
+          <w:rFonts w:asciiTheme="minorBidi" w:hAnsiTheme="minorBidi" w:hint="cs"/>
+          <w:sz w:val="28"/>
+          <w:cs/>
+        </w:rPr>
       </w:r>
       <w:r>
         <w:rPr>
@@ -285,7 +284,7 @@
           <w:sz w:val="28"/>
           <w:cs/>
         </w:rPr>
-        <w:t xml:space="preserve">] </w:t>
+        <w:t xml:space="preserve"> </w:t>
       </w:r>
     </w:p>
     <w:p>
@@ -394,15 +393,14 @@
           <w:cs/>
         </w:rPr>
         <w:tab/>
-        <w:t xml:space="preserve">    ใ</w:t>
-      </w:r>
-      <w:r>
-        <w:rPr>
-          <w:rFonts w:asciiTheme="minorBidi" w:hAnsiTheme="minorBidi" w:hint="cs"/>
-          <w:sz w:val="28"/>
-          <w:cs/>
-        </w:rPr>
-        <w:t xml:space="preserve">บสั่งซื้อ/จ้าง </w:t>
+        <w:t xml:space="preserve">    ใบสั่งซื้อ/จ้าง เลขที่ PO_No </w:t>
+      </w:r>
+      <w:r>
+        <w:rPr>
+          <w:rFonts w:asciiTheme="minorBidi" w:hAnsiTheme="minorBidi" w:hint="cs"/>
+          <w:sz w:val="28"/>
+          <w:cs/>
+        </w:rPr>
       </w:r>
       <w:r>
         <w:rPr>
@@ -410,15 +408,14 @@
           <w:sz w:val="28"/>
           <w:cs/>
         </w:rPr>
-        <w:t>เลขที่</w:t>
-      </w:r>
-      <w:r>
-        <w:rPr>
-          <w:rFonts w:asciiTheme="minorBidi" w:hAnsiTheme="minorBidi" w:hint="cs"/>
-          <w:sz w:val="28"/>
-          <w:cs/>
-        </w:rPr>
-        <w:t>................ลงวันที่...............................</w:t>
+      </w:r>
+      <w:r>
+        <w:rPr>
+          <w:rFonts w:asciiTheme="minorBidi" w:hAnsiTheme="minorBidi" w:hint="cs"/>
+          <w:sz w:val="28"/>
+          <w:cs/>
+        </w:rPr>
+        <w:t>ลงวันที่...............................</w:t>
       </w:r>
       <w:r>
         <w:rPr>
@@ -644,7 +641,7 @@
           <w:sz w:val="28"/>
           <w:cs/>
         </w:rPr>
-        <w:t>......(ระบุชื่อคู่สัญญา).....</w:t>
+        <w:t xml:space="preserve">Vendor </w:t>
       </w:r>
       <w:r>
         <w:rPr>
@@ -754,7 +751,7 @@
           <w:sz w:val="28"/>
           <w:cs/>
         </w:rPr>
-        <w:t>...</w:t>
+        <w:t xml:space="preserve"> ชื่องาน </w:t>
       </w:r>
       <w:r>
         <w:rPr>
@@ -762,7 +759,6 @@
           <w:sz w:val="28"/>
           <w:cs/>
         </w:rPr>
-        <w:t>.(โปรดระบุวัตถุประสงค์)......</w:t>
       </w:r>
       <w:r>
         <w:rPr>
